--- a/ToDoList.docx
+++ b/ToDoList.docx
@@ -155,47 +155,56 @@
           <w:ilvl w:val="0"/>
           <w:numId w:val="3"/>
         </w:numPr>
+      </w:pPr>
+      <w:r>
+        <w:rPr>
+          <w:color w:val="00B050"/>
+        </w:rPr>
+        <w:t>вихрь.</w:t>
+      </w:r>
+      <w:r>
+        <w:rPr>
+          <w:color w:val="00B050"/>
+        </w:rPr>
+        <w:t xml:space="preserve"> (6/10)</w:t>
+      </w:r>
+      <w:r>
+        <w:rPr>
+          <w:color w:val="00B050"/>
+        </w:rPr>
+        <w:t xml:space="preserve"> </w:t>
+      </w:r>
+      <w:r>
         <w:rPr>
           <w:highlight w:val="yellow"/>
         </w:rPr>
-      </w:pPr>
+        <w:t xml:space="preserve">сделать вихрь из </w:t>
+      </w:r>
       <w:r>
         <w:rPr>
           <w:highlight w:val="yellow"/>
-        </w:rPr>
-        <w:t>вихрь</w:t>
-      </w:r>
-      <w:r>
-        <w:rPr>
-          <w:highlight w:val="yellow"/>
-          <w:lang w:val="en-US"/>
-        </w:rPr>
-        <w:t>.</w:t>
-      </w:r>
-      <w:r>
-        <w:rPr>
-          <w:highlight w:val="yellow"/>
-        </w:rPr>
-        <w:t xml:space="preserve"> (6/10)</w:t>
+          <w:lang w:val="en-US"/>
+        </w:rPr>
+        <w:t>WL (6/10)</w:t>
+      </w:r>
+    </w:p>
+    <w:p>
+      <w:pPr>
+        <w:rPr>
+          <w:lang w:val="en-US"/>
+        </w:rPr>
+      </w:pPr>
+      <w:r>
+        <w:t xml:space="preserve">эффекты кнопки для атаки </w:t>
+      </w:r>
+      <w:r>
+        <w:rPr>
+          <w:lang w:val="en-US"/>
+        </w:rPr>
+        <w:t>-</w:t>
       </w:r>
       <w:bookmarkStart w:id="0" w:name="_GoBack"/>
       <w:bookmarkEnd w:id="0"/>
-    </w:p>
-    <w:p>
-      <w:pPr>
-        <w:rPr>
-          <w:lang w:val="en-US"/>
-        </w:rPr>
-      </w:pPr>
-      <w:r>
-        <w:t xml:space="preserve">эффекты кнопки для атаки </w:t>
-      </w:r>
-      <w:r>
-        <w:rPr>
-          <w:lang w:val="en-US"/>
-        </w:rPr>
-        <w:t>-</w:t>
-      </w:r>
     </w:p>
     <w:p>
       <w:pPr>
@@ -257,21 +266,41 @@
           <w:ilvl w:val="0"/>
           <w:numId w:val="3"/>
         </w:numPr>
-      </w:pPr>
-      <w:r>
-        <w:t>д</w:t>
-      </w:r>
-      <w:r>
-        <w:t>ождь с молнией</w:t>
-      </w:r>
-      <w:r>
-        <w:rPr>
+        <w:rPr>
+          <w:highlight w:val="cyan"/>
+        </w:rPr>
+      </w:pPr>
+      <w:r>
+        <w:rPr>
+          <w:highlight w:val="cyan"/>
+        </w:rPr>
+        <w:t>дождь с молнией</w:t>
+      </w:r>
+      <w:r>
+        <w:rPr>
+          <w:highlight w:val="cyan"/>
           <w:lang w:val="en-US"/>
         </w:rPr>
         <w:t>,</w:t>
       </w:r>
       <w:r>
-        <w:t xml:space="preserve"> (5/10)</w:t>
+        <w:rPr>
+          <w:highlight w:val="cyan"/>
+        </w:rPr>
+        <w:t xml:space="preserve"> (</w:t>
+      </w:r>
+      <w:r>
+        <w:rPr>
+          <w:highlight w:val="cyan"/>
+          <w:lang w:val="en-US"/>
+        </w:rPr>
+        <w:t>3</w:t>
+      </w:r>
+      <w:r>
+        <w:rPr>
+          <w:highlight w:val="cyan"/>
+        </w:rPr>
+        <w:t>/10)</w:t>
       </w:r>
     </w:p>
     <w:p>
@@ -281,14 +310,20 @@
           <w:ilvl w:val="0"/>
           <w:numId w:val="3"/>
         </w:numPr>
-      </w:pPr>
-      <w:r>
-        <w:t>траву с симуляцией ветра</w:t>
-      </w:r>
-      <w:r>
-        <w:t xml:space="preserve">, </w:t>
-      </w:r>
-      <w:r>
+        <w:rPr>
+          <w:highlight w:val="cyan"/>
+        </w:rPr>
+      </w:pPr>
+      <w:r>
+        <w:rPr>
+          <w:highlight w:val="cyan"/>
+        </w:rPr>
+        <w:t xml:space="preserve">траву с симуляцией ветра, </w:t>
+      </w:r>
+      <w:r>
+        <w:rPr>
+          <w:highlight w:val="cyan"/>
+        </w:rPr>
         <w:t>(5/10)</w:t>
       </w:r>
     </w:p>
@@ -299,17 +334,27 @@
           <w:ilvl w:val="0"/>
           <w:numId w:val="3"/>
         </w:numPr>
-      </w:pPr>
-      <w:r>
+        <w:rPr>
+          <w:highlight w:val="cyan"/>
+        </w:rPr>
+      </w:pPr>
+      <w:r>
+        <w:rPr>
+          <w:highlight w:val="cyan"/>
+        </w:rPr>
         <w:t>подсветки персонажа за объектами</w:t>
       </w:r>
       <w:r>
         <w:rPr>
+          <w:highlight w:val="cyan"/>
           <w:lang w:val="en-US"/>
         </w:rPr>
         <w:t>.</w:t>
       </w:r>
       <w:r>
+        <w:rPr>
+          <w:highlight w:val="cyan"/>
+        </w:rPr>
         <w:t xml:space="preserve"> (7/10)</w:t>
       </w:r>
     </w:p>
@@ -329,14 +374,28 @@
           <w:numId w:val="3"/>
         </w:numPr>
       </w:pPr>
+      <w:proofErr w:type="gramStart"/>
       <w:r>
         <w:t>Ч</w:t>
       </w:r>
       <w:r>
-        <w:t xml:space="preserve">ерез бленд три </w:t>
-      </w:r>
-      <w:r>
-        <w:t>(6/10)</w:t>
+        <w:t>ерез бленд</w:t>
+      </w:r>
+      <w:proofErr w:type="gramEnd"/>
+      <w:r>
+        <w:t xml:space="preserve"> три </w:t>
+      </w:r>
+      <w:r>
+        <w:t>(</w:t>
+      </w:r>
+      <w:r>
+        <w:rPr>
+          <w:lang w:val="en-US"/>
+        </w:rPr>
+        <w:t>4</w:t>
+      </w:r>
+      <w:r>
+        <w:t>/10)</w:t>
       </w:r>
     </w:p>
     <w:p>
@@ -371,8 +430,14 @@
           <w:ilvl w:val="0"/>
           <w:numId w:val="3"/>
         </w:numPr>
-      </w:pPr>
-      <w:r>
+        <w:rPr>
+          <w:highlight w:val="cyan"/>
+        </w:rPr>
+      </w:pPr>
+      <w:r>
+        <w:rPr>
+          <w:highlight w:val="cyan"/>
+        </w:rPr>
         <w:t>Сделать Спрайт Атлас</w:t>
       </w:r>
     </w:p>
@@ -383,26 +448,40 @@
           <w:ilvl w:val="0"/>
           <w:numId w:val="3"/>
         </w:numPr>
+        <w:rPr>
+          <w:highlight w:val="cyan"/>
+        </w:rPr>
       </w:pPr>
       <w:proofErr w:type="spellStart"/>
       <w:r>
+        <w:rPr>
+          <w:highlight w:val="cyan"/>
+        </w:rPr>
         <w:t>потестить</w:t>
       </w:r>
       <w:proofErr w:type="spellEnd"/>
       <w:r>
+        <w:rPr>
+          <w:highlight w:val="cyan"/>
+        </w:rPr>
         <w:t xml:space="preserve"> </w:t>
       </w:r>
       <w:r>
         <w:rPr>
+          <w:highlight w:val="cyan"/>
           <w:lang w:val="en-US"/>
         </w:rPr>
         <w:t xml:space="preserve">R3 </w:t>
       </w:r>
       <w:r>
+        <w:rPr>
+          <w:highlight w:val="cyan"/>
+        </w:rPr>
         <w:t>(</w:t>
       </w:r>
       <w:r>
         <w:rPr>
+          <w:highlight w:val="cyan"/>
           <w:lang w:val="en-US"/>
         </w:rPr>
         <w:t>throttle/</w:t>
@@ -410,6 +489,7 @@
       <w:proofErr w:type="spellStart"/>
       <w:r>
         <w:rPr>
+          <w:highlight w:val="cyan"/>
           <w:lang w:val="en-US"/>
         </w:rPr>
         <w:t>debaunce</w:t>
@@ -417,6 +497,7 @@
       <w:proofErr w:type="spellEnd"/>
       <w:r>
         <w:rPr>
+          <w:highlight w:val="cyan"/>
           <w:lang w:val="en-US"/>
         </w:rPr>
         <w:t>)</w:t>

--- a/ToDoList.docx
+++ b/ToDoList.docx
@@ -166,45 +166,51 @@
         <w:rPr>
           <w:color w:val="00B050"/>
         </w:rPr>
+        <w:t xml:space="preserve"> (6/10</w:t>
+      </w:r>
+      <w:r>
+        <w:rPr>
+          <w:color w:val="00B050"/>
+        </w:rPr>
+        <w:t>)</w:t>
+      </w:r>
+      <w:r>
+        <w:rPr>
+          <w:color w:val="00B050"/>
+        </w:rPr>
+        <w:t xml:space="preserve"> сделать вихрь из </w:t>
+      </w:r>
+      <w:r>
+        <w:rPr>
+          <w:color w:val="00B050"/>
+          <w:lang w:val="en-US"/>
+        </w:rPr>
+        <w:t>WL</w:t>
+      </w:r>
+      <w:r>
+        <w:rPr>
+          <w:color w:val="00B050"/>
+        </w:rPr>
         <w:t xml:space="preserve"> (6/10)</w:t>
-      </w:r>
-      <w:r>
-        <w:rPr>
-          <w:color w:val="00B050"/>
-        </w:rPr>
-        <w:t xml:space="preserve"> </w:t>
-      </w:r>
-      <w:r>
-        <w:rPr>
-          <w:highlight w:val="yellow"/>
-        </w:rPr>
-        <w:t xml:space="preserve">сделать вихрь из </w:t>
-      </w:r>
-      <w:r>
-        <w:rPr>
-          <w:highlight w:val="yellow"/>
-          <w:lang w:val="en-US"/>
-        </w:rPr>
-        <w:t>WL (6/10)</w:t>
-      </w:r>
-    </w:p>
-    <w:p>
-      <w:pPr>
-        <w:rPr>
-          <w:lang w:val="en-US"/>
-        </w:rPr>
-      </w:pPr>
-      <w:r>
-        <w:t xml:space="preserve">эффекты кнопки для атаки </w:t>
-      </w:r>
-      <w:r>
-        <w:rPr>
-          <w:lang w:val="en-US"/>
-        </w:rPr>
-        <w:t>-</w:t>
       </w:r>
       <w:bookmarkStart w:id="0" w:name="_GoBack"/>
       <w:bookmarkEnd w:id="0"/>
+    </w:p>
+    <w:p>
+      <w:pPr>
+        <w:rPr>
+          <w:lang w:val="en-US"/>
+        </w:rPr>
+      </w:pPr>
+      <w:r>
+        <w:t xml:space="preserve">эффекты кнопки для атаки </w:t>
+      </w:r>
+      <w:r>
+        <w:rPr>
+          <w:lang w:val="en-US"/>
+        </w:rPr>
+        <w:t>-</w:t>
+      </w:r>
     </w:p>
     <w:p>
       <w:pPr>
@@ -213,44 +219,53 @@
           <w:ilvl w:val="0"/>
           <w:numId w:val="3"/>
         </w:numPr>
-      </w:pPr>
-      <w:r>
-        <w:rPr>
+        <w:rPr>
+          <w:highlight w:val="yellow"/>
+        </w:rPr>
+      </w:pPr>
+      <w:r>
+        <w:rPr>
+          <w:highlight w:val="yellow"/>
           <w:lang w:val="en-US"/>
         </w:rPr>
         <w:t>C</w:t>
       </w:r>
       <w:r>
-        <w:t>вечен</w:t>
-      </w:r>
-      <w:r>
-        <w:t xml:space="preserve">ие, сияние, подобие </w:t>
-      </w:r>
-      <w:r>
-        <w:rPr>
+        <w:rPr>
+          <w:highlight w:val="yellow"/>
+        </w:rPr>
+        <w:t xml:space="preserve">вечение, сияние, подобие </w:t>
+      </w:r>
+      <w:r>
+        <w:rPr>
+          <w:highlight w:val="yellow"/>
           <w:lang w:val="en-US"/>
         </w:rPr>
         <w:t>War</w:t>
       </w:r>
       <w:r>
+        <w:rPr>
+          <w:highlight w:val="yellow"/>
+        </w:rPr>
         <w:t xml:space="preserve"> </w:t>
       </w:r>
       <w:r>
         <w:rPr>
+          <w:highlight w:val="yellow"/>
           <w:lang w:val="en-US"/>
         </w:rPr>
         <w:t>legends</w:t>
       </w:r>
       <w:r>
-        <w:t xml:space="preserve"> сезонный пропуск, а</w:t>
-      </w:r>
-      <w:r>
-        <w:t>нимация при наведении и нажатии</w:t>
-      </w:r>
-      <w:r>
-        <w:t>.</w:t>
-      </w:r>
-      <w:r>
+        <w:rPr>
+          <w:highlight w:val="yellow"/>
+        </w:rPr>
+        <w:t xml:space="preserve"> сезонный пропуск, анимация при наведении и нажатии.</w:t>
+      </w:r>
+      <w:r>
+        <w:rPr>
+          <w:highlight w:val="yellow"/>
+        </w:rPr>
         <w:t xml:space="preserve"> (6/10)</w:t>
       </w:r>
     </w:p>

--- a/ToDoList.docx
+++ b/ToDoList.docx
@@ -62,23 +62,27 @@
         </w:numPr>
         <w:rPr>
           <w:color w:val="00B050"/>
-        </w:rPr>
-      </w:pPr>
-      <w:r>
-        <w:rPr>
-          <w:color w:val="00B050"/>
+          <w:highlight w:val="yellow"/>
+        </w:rPr>
+      </w:pPr>
+      <w:r>
+        <w:rPr>
+          <w:color w:val="00B050"/>
+          <w:highlight w:val="yellow"/>
         </w:rPr>
         <w:t>Клик атака, двойной силовая, не чаще раза в секунду.</w:t>
       </w:r>
       <w:r>
         <w:rPr>
           <w:color w:val="00B050"/>
+          <w:highlight w:val="yellow"/>
         </w:rPr>
         <w:t xml:space="preserve"> (2</w:t>
       </w:r>
       <w:r>
         <w:rPr>
           <w:color w:val="00B050"/>
+          <w:highlight w:val="yellow"/>
           <w:lang w:val="en-US"/>
         </w:rPr>
         <w:t>-5</w:t>
@@ -86,6 +90,7 @@
       <w:r>
         <w:rPr>
           <w:color w:val="00B050"/>
+          <w:highlight w:val="yellow"/>
         </w:rPr>
         <w:t>/10)</w:t>
       </w:r>
@@ -115,35 +120,41 @@
         </w:numPr>
         <w:rPr>
           <w:color w:val="00B050"/>
-        </w:rPr>
-      </w:pPr>
-      <w:r>
-        <w:rPr>
-          <w:color w:val="00B050"/>
+          <w:highlight w:val="yellow"/>
+        </w:rPr>
+      </w:pPr>
+      <w:r>
+        <w:rPr>
+          <w:color w:val="00B050"/>
+          <w:highlight w:val="yellow"/>
         </w:rPr>
         <w:t xml:space="preserve">объемные эффекты атак - силовая волна, </w:t>
       </w:r>
       <w:r>
         <w:rPr>
           <w:color w:val="00B050"/>
+          <w:highlight w:val="yellow"/>
         </w:rPr>
         <w:t>(5</w:t>
       </w:r>
       <w:r>
         <w:rPr>
           <w:color w:val="00B050"/>
+          <w:highlight w:val="yellow"/>
         </w:rPr>
         <w:t>-</w:t>
       </w:r>
       <w:r>
         <w:rPr>
           <w:color w:val="00B050"/>
+          <w:highlight w:val="yellow"/>
         </w:rPr>
         <w:t>6</w:t>
       </w:r>
       <w:r>
         <w:rPr>
           <w:color w:val="00B050"/>
+          <w:highlight w:val="yellow"/>
         </w:rPr>
         <w:t>/10)</w:t>
       </w:r>
@@ -155,34 +166,36 @@
           <w:ilvl w:val="0"/>
           <w:numId w:val="3"/>
         </w:numPr>
-      </w:pPr>
-      <w:r>
-        <w:rPr>
-          <w:color w:val="00B050"/>
+        <w:rPr>
+          <w:color w:val="00B050"/>
+          <w:highlight w:val="yellow"/>
+        </w:rPr>
+      </w:pPr>
+      <w:r>
+        <w:rPr>
+          <w:color w:val="00B050"/>
+          <w:highlight w:val="yellow"/>
         </w:rPr>
         <w:t>вихрь.</w:t>
       </w:r>
       <w:r>
         <w:rPr>
           <w:color w:val="00B050"/>
-        </w:rPr>
-        <w:t xml:space="preserve"> (6/10</w:t>
-      </w:r>
-      <w:r>
-        <w:rPr>
-          <w:color w:val="00B050"/>
-        </w:rPr>
-        <w:t>)</w:t>
-      </w:r>
-      <w:r>
-        <w:rPr>
-          <w:color w:val="00B050"/>
+          <w:highlight w:val="yellow"/>
+        </w:rPr>
+        <w:t xml:space="preserve"> (6/10)</w:t>
+      </w:r>
+      <w:r>
+        <w:rPr>
+          <w:color w:val="00B050"/>
+          <w:highlight w:val="yellow"/>
         </w:rPr>
         <w:t xml:space="preserve"> сделать вихрь из </w:t>
       </w:r>
       <w:r>
         <w:rPr>
           <w:color w:val="00B050"/>
+          <w:highlight w:val="yellow"/>
           <w:lang w:val="en-US"/>
         </w:rPr>
         <w:t>WL</w:t>
@@ -190,11 +203,10 @@
       <w:r>
         <w:rPr>
           <w:color w:val="00B050"/>
+          <w:highlight w:val="yellow"/>
         </w:rPr>
         <w:t xml:space="preserve"> (6/10)</w:t>
       </w:r>
-      <w:bookmarkStart w:id="0" w:name="_GoBack"/>
-      <w:bookmarkEnd w:id="0"/>
     </w:p>
     <w:p>
       <w:pPr>
@@ -220,11 +232,13 @@
           <w:numId w:val="3"/>
         </w:numPr>
         <w:rPr>
-          <w:highlight w:val="yellow"/>
-        </w:rPr>
-      </w:pPr>
-      <w:r>
-        <w:rPr>
+          <w:color w:val="00B050"/>
+          <w:highlight w:val="yellow"/>
+        </w:rPr>
+      </w:pPr>
+      <w:r>
+        <w:rPr>
+          <w:color w:val="00B050"/>
           <w:highlight w:val="yellow"/>
           <w:lang w:val="en-US"/>
         </w:rPr>
@@ -232,12 +246,14 @@
       </w:r>
       <w:r>
         <w:rPr>
+          <w:color w:val="00B050"/>
           <w:highlight w:val="yellow"/>
         </w:rPr>
         <w:t xml:space="preserve">вечение, сияние, подобие </w:t>
       </w:r>
       <w:r>
         <w:rPr>
+          <w:color w:val="00B050"/>
           <w:highlight w:val="yellow"/>
           <w:lang w:val="en-US"/>
         </w:rPr>
@@ -245,12 +261,14 @@
       </w:r>
       <w:r>
         <w:rPr>
+          <w:color w:val="00B050"/>
           <w:highlight w:val="yellow"/>
         </w:rPr>
         <w:t xml:space="preserve"> </w:t>
       </w:r>
       <w:r>
         <w:rPr>
+          <w:color w:val="00B050"/>
           <w:highlight w:val="yellow"/>
           <w:lang w:val="en-US"/>
         </w:rPr>
@@ -258,12 +276,14 @@
       </w:r>
       <w:r>
         <w:rPr>
+          <w:color w:val="00B050"/>
           <w:highlight w:val="yellow"/>
         </w:rPr>
         <w:t xml:space="preserve"> сезонный пропуск, анимация при наведении и нажатии.</w:t>
       </w:r>
       <w:r>
         <w:rPr>
+          <w:color w:val="00B050"/>
           <w:highlight w:val="yellow"/>
         </w:rPr>
         <w:t xml:space="preserve"> (6/10)</w:t>
@@ -350,25 +370,25 @@
           <w:numId w:val="3"/>
         </w:numPr>
         <w:rPr>
-          <w:highlight w:val="cyan"/>
-        </w:rPr>
-      </w:pPr>
-      <w:r>
-        <w:rPr>
-          <w:highlight w:val="cyan"/>
+          <w:highlight w:val="magenta"/>
+        </w:rPr>
+      </w:pPr>
+      <w:r>
+        <w:rPr>
+          <w:highlight w:val="magenta"/>
         </w:rPr>
         <w:t>подсветки персонажа за объектами</w:t>
       </w:r>
       <w:r>
         <w:rPr>
-          <w:highlight w:val="cyan"/>
+          <w:highlight w:val="magenta"/>
           <w:lang w:val="en-US"/>
         </w:rPr>
         <w:t>.</w:t>
       </w:r>
       <w:r>
         <w:rPr>
-          <w:highlight w:val="cyan"/>
+          <w:highlight w:val="magenta"/>
         </w:rPr>
         <w:t xml:space="preserve"> (7/10)</w:t>
       </w:r>
@@ -388,28 +408,52 @@
           <w:ilvl w:val="0"/>
           <w:numId w:val="3"/>
         </w:numPr>
-      </w:pPr>
+        <w:rPr>
+          <w:highlight w:val="yellow"/>
+        </w:rPr>
+      </w:pPr>
+      <w:r>
+        <w:rPr>
+          <w:highlight w:val="yellow"/>
+        </w:rPr>
+        <w:t xml:space="preserve">Добавить персонажа и анимировать </w:t>
+      </w:r>
       <w:proofErr w:type="gramStart"/>
       <w:r>
-        <w:t>Ч</w:t>
-      </w:r>
-      <w:r>
+        <w:rPr>
+          <w:highlight w:val="yellow"/>
+        </w:rPr>
+        <w:t>ч</w:t>
+      </w:r>
+      <w:r>
+        <w:rPr>
+          <w:highlight w:val="yellow"/>
+        </w:rPr>
         <w:t>ерез бленд</w:t>
       </w:r>
       <w:proofErr w:type="gramEnd"/>
       <w:r>
+        <w:rPr>
+          <w:highlight w:val="yellow"/>
+        </w:rPr>
         <w:t xml:space="preserve"> три </w:t>
       </w:r>
       <w:r>
+        <w:rPr>
+          <w:highlight w:val="yellow"/>
+        </w:rPr>
         <w:t>(</w:t>
       </w:r>
       <w:r>
         <w:rPr>
-          <w:lang w:val="en-US"/>
+          <w:highlight w:val="yellow"/>
         </w:rPr>
         <w:t>4</w:t>
       </w:r>
       <w:r>
+        <w:rPr>
+          <w:highlight w:val="yellow"/>
+        </w:rPr>
         <w:t>/10)</w:t>
       </w:r>
     </w:p>
@@ -420,13 +464,24 @@
           <w:ilvl w:val="0"/>
           <w:numId w:val="3"/>
         </w:numPr>
-      </w:pPr>
-      <w:r>
+        <w:rPr>
+          <w:highlight w:val="yellow"/>
+        </w:rPr>
+      </w:pPr>
+      <w:r>
+        <w:rPr>
+          <w:highlight w:val="yellow"/>
+        </w:rPr>
         <w:t>написать простой контроллер</w:t>
       </w:r>
       <w:r>
+        <w:rPr>
+          <w:highlight w:val="yellow"/>
+        </w:rPr>
         <w:t xml:space="preserve"> (4/10)</w:t>
       </w:r>
+      <w:bookmarkStart w:id="0" w:name="_GoBack"/>
+      <w:bookmarkEnd w:id="0"/>
     </w:p>
     <w:p>
       <w:pPr>

--- a/ToDoList.docx
+++ b/ToDoList.docx
@@ -392,6 +392,8 @@
         </w:rPr>
         <w:t xml:space="preserve"> (7/10)</w:t>
       </w:r>
+      <w:bookmarkStart w:id="0" w:name="_GoBack"/>
+      <w:bookmarkEnd w:id="0"/>
     </w:p>
     <w:p>
       <w:r>
@@ -409,11 +411,13 @@
           <w:numId w:val="3"/>
         </w:numPr>
         <w:rPr>
-          <w:highlight w:val="yellow"/>
-        </w:rPr>
-      </w:pPr>
-      <w:r>
-        <w:rPr>
+          <w:color w:val="00B050"/>
+          <w:highlight w:val="yellow"/>
+        </w:rPr>
+      </w:pPr>
+      <w:r>
+        <w:rPr>
+          <w:color w:val="00B050"/>
           <w:highlight w:val="yellow"/>
         </w:rPr>
         <w:t xml:space="preserve">Добавить персонажа и анимировать </w:t>
@@ -421,12 +425,14 @@
       <w:proofErr w:type="gramStart"/>
       <w:r>
         <w:rPr>
+          <w:color w:val="00B050"/>
           <w:highlight w:val="yellow"/>
         </w:rPr>
         <w:t>ч</w:t>
       </w:r>
       <w:r>
         <w:rPr>
+          <w:color w:val="00B050"/>
           <w:highlight w:val="yellow"/>
         </w:rPr>
         <w:t>ерез бленд</w:t>
@@ -434,24 +440,28 @@
       <w:proofErr w:type="gramEnd"/>
       <w:r>
         <w:rPr>
+          <w:color w:val="00B050"/>
           <w:highlight w:val="yellow"/>
         </w:rPr>
         <w:t xml:space="preserve"> три </w:t>
       </w:r>
       <w:r>
         <w:rPr>
+          <w:color w:val="00B050"/>
           <w:highlight w:val="yellow"/>
         </w:rPr>
         <w:t>(</w:t>
       </w:r>
       <w:r>
         <w:rPr>
+          <w:color w:val="00B050"/>
           <w:highlight w:val="yellow"/>
         </w:rPr>
         <w:t>4</w:t>
       </w:r>
       <w:r>
         <w:rPr>
+          <w:color w:val="00B050"/>
           <w:highlight w:val="yellow"/>
         </w:rPr>
         <w:t>/10)</w:t>
@@ -465,23 +475,24 @@
           <w:numId w:val="3"/>
         </w:numPr>
         <w:rPr>
-          <w:highlight w:val="yellow"/>
-        </w:rPr>
-      </w:pPr>
-      <w:r>
-        <w:rPr>
+          <w:color w:val="00B050"/>
+          <w:highlight w:val="yellow"/>
+        </w:rPr>
+      </w:pPr>
+      <w:r>
+        <w:rPr>
+          <w:color w:val="00B050"/>
           <w:highlight w:val="yellow"/>
         </w:rPr>
         <w:t>написать простой контроллер</w:t>
       </w:r>
       <w:r>
         <w:rPr>
+          <w:color w:val="00B050"/>
           <w:highlight w:val="yellow"/>
         </w:rPr>
         <w:t xml:space="preserve"> (4/10)</w:t>
       </w:r>
-      <w:bookmarkStart w:id="0" w:name="_GoBack"/>
-      <w:bookmarkEnd w:id="0"/>
     </w:p>
     <w:p>
       <w:pPr>

--- a/ToDoList.docx
+++ b/ToDoList.docx
@@ -392,8 +392,6 @@
         </w:rPr>
         <w:t xml:space="preserve"> (7/10)</w:t>
       </w:r>
-      <w:bookmarkStart w:id="0" w:name="_GoBack"/>
-      <w:bookmarkEnd w:id="0"/>
     </w:p>
     <w:p>
       <w:r>
@@ -491,7 +489,16 @@
           <w:color w:val="00B050"/>
           <w:highlight w:val="yellow"/>
         </w:rPr>
-        <w:t xml:space="preserve"> (4/10)</w:t>
+        <w:t xml:space="preserve"> (4/10</w:t>
+      </w:r>
+      <w:bookmarkStart w:id="0" w:name="_GoBack"/>
+      <w:bookmarkEnd w:id="0"/>
+      <w:r>
+        <w:rPr>
+          <w:color w:val="00B050"/>
+          <w:highlight w:val="yellow"/>
+        </w:rPr>
+        <w:t>)</w:t>
       </w:r>
     </w:p>
     <w:p>
@@ -512,11 +519,13 @@
           <w:numId w:val="3"/>
         </w:numPr>
         <w:rPr>
-          <w:highlight w:val="cyan"/>
-        </w:rPr>
-      </w:pPr>
-      <w:r>
-        <w:rPr>
+          <w:color w:val="538135" w:themeColor="accent6" w:themeShade="BF"/>
+          <w:highlight w:val="cyan"/>
+        </w:rPr>
+      </w:pPr>
+      <w:r>
+        <w:rPr>
+          <w:color w:val="538135" w:themeColor="accent6" w:themeShade="BF"/>
           <w:highlight w:val="cyan"/>
         </w:rPr>
         <w:t>Сделать Спрайт Атлас</w:t>
@@ -582,6 +591,24 @@
           <w:lang w:val="en-US"/>
         </w:rPr>
         <w:t>)</w:t>
+      </w:r>
+    </w:p>
+    <w:p>
+      <w:pPr>
+        <w:pStyle w:val="a3"/>
+        <w:numPr>
+          <w:ilvl w:val="0"/>
+          <w:numId w:val="3"/>
+        </w:numPr>
+        <w:rPr>
+          <w:highlight w:val="cyan"/>
+        </w:rPr>
+      </w:pPr>
+      <w:r>
+        <w:rPr>
+          <w:highlight w:val="cyan"/>
+        </w:rPr>
+        <w:t>сделать контроллер передвижения персонажа</w:t>
       </w:r>
     </w:p>
     <w:p>
